--- a/Reports/report_pr_w_6_(Sharandak_F2-25-1).docx
+++ b/Reports/report_pr_w_6_(Sharandak_F2-25-1).docx
@@ -591,6 +591,7 @@
       </w:pPr>
       <w:r>
         <w:rPr>
+          <w:noProof/>
           <w:lang w:val="en-US"/>
         </w:rPr>
         <w:drawing>
@@ -645,6 +646,7 @@
       </w:pPr>
       <w:r>
         <w:rPr>
+          <w:noProof/>
           <w:lang w:val="en-US"/>
         </w:rPr>
         <w:lastRenderedPageBreak/>
@@ -695,6 +697,7 @@
       </w:pPr>
       <w:r>
         <w:rPr>
+          <w:noProof/>
           <w:lang w:val="en-US"/>
         </w:rPr>
         <w:drawing>
@@ -763,10 +766,7 @@
         <w:pStyle w:val="a"/>
       </w:pPr>
       <w:r>
-        <w:t>Виконав визначення функції Factorial()</w:t>
-      </w:r>
-      <w:r>
-        <w:t xml:space="preserve"> (Лістинг 6.1)</w:t>
+        <w:t>Виконав визначення функції Factorial() (Лістинг 6.1)</w:t>
       </w:r>
     </w:p>
     <w:p>
@@ -827,27 +827,12 @@
         <w:pStyle w:val="a"/>
       </w:pPr>
       <w:r>
-        <w:t>Виконав визначення функції Allocation()</w:t>
-      </w:r>
-      <w:r>
-        <w:t xml:space="preserve"> </w:t>
-      </w:r>
-      <w:r>
-        <w:t>(Лістинг 6.</w:t>
-      </w:r>
-      <w:r>
-        <w:t>2</w:t>
-      </w:r>
-      <w:r>
-        <w:t>)</w:t>
-      </w:r>
-    </w:p>
-    <w:p>
-      <w:r>
-        <w:t>Лістинг 6.</w:t>
-      </w:r>
-      <w:r>
-        <w:t>2</w:t>
+        <w:t>Виконав визначення функції Allocation() (Лістинг 6.2)</w:t>
+      </w:r>
+    </w:p>
+    <w:p>
+      <w:r>
+        <w:t>Лістинг 6.2</w:t>
       </w:r>
     </w:p>
     <w:p>
@@ -895,10 +880,7 @@
         <w:pStyle w:val="a"/>
       </w:pPr>
       <w:r>
-        <w:t>Виконав визначення функції Combinations()</w:t>
-      </w:r>
-      <w:r>
-        <w:t xml:space="preserve"> (Лістинг 6.3)</w:t>
+        <w:t>Виконав визначення функції Combinations() (Лістинг 6.3)</w:t>
       </w:r>
     </w:p>
     <w:p>
@@ -1213,6 +1195,9 @@
         <w:pStyle w:val="ab"/>
       </w:pPr>
       <w:r>
+        <w:rPr>
+          <w:noProof/>
+        </w:rPr>
         <w:drawing>
           <wp:inline distT="0" distB="0" distL="0" distR="0" wp14:anchorId="0FDD2CD6" wp14:editId="7F2006D6">
             <wp:extent cx="6120130" cy="2499360"/>
@@ -1259,6 +1244,9 @@
         <w:pStyle w:val="ab"/>
       </w:pPr>
       <w:r>
+        <w:rPr>
+          <w:noProof/>
+        </w:rPr>
         <w:lastRenderedPageBreak/>
         <w:drawing>
           <wp:inline distT="0" distB="0" distL="0" distR="0" wp14:anchorId="2F5350FA" wp14:editId="06968CAE">
@@ -1306,6 +1294,9 @@
         <w:pStyle w:val="ab"/>
       </w:pPr>
       <w:r>
+        <w:rPr>
+          <w:noProof/>
+        </w:rPr>
         <w:drawing>
           <wp:inline distT="0" distB="0" distL="0" distR="0" wp14:anchorId="04054397" wp14:editId="445A2885">
             <wp:extent cx="6120130" cy="2167890"/>
@@ -2241,6 +2232,13 @@
         <w:szCs w:val="20"/>
       </w:rPr>
       <w:t xml:space="preserve"> ПР-</w:t>
+    </w:r>
+    <w:r>
+      <w:rPr>
+        <w:sz w:val="28"/>
+        <w:szCs w:val="20"/>
+      </w:rPr>
+      <w:t>0</w:t>
     </w:r>
     <w:r>
       <w:rPr>
@@ -5070,6 +5068,7 @@
   <w:style w:type="character" w:default="1" w:styleId="a3">
     <w:name w:val="Default Paragraph Font"/>
     <w:uiPriority w:val="1"/>
+    <w:semiHidden/>
     <w:unhideWhenUsed/>
   </w:style>
   <w:style w:type="table" w:default="1" w:styleId="a4">
